--- a/vi/files/templates/Study_Protocol_Template.docx
+++ b/vi/files/templates/Study_Protocol_Template.docx
@@ -92,7 +92,7 @@
               <w:rPr>
                 <w:sz w:val="19"/>
               </w:rPr>
-              <w:t>Replace every [grey italic text in brackets] with your own text. Use Ctrl + H → Find “[” to step through them, and check none remain before you share the document.</w:t>
+              <w:t>Replace every [grey italic text in brackets] with your own text. Press Ctrl + H and search for “[” to step through them, and check none remain before you share the document.</w:t>
             </w:r>
           </w:p>
           <w:p>
@@ -703,7 +703,7 @@
                 <w:color w:val="6B7B84"/>
                 <w:sz w:val="19"/>
               </w:rPr>
-              <w:t>[Name – role in the study]</w:t>
+              <w:t>[Name and role in the study]</w:t>
             </w:r>
           </w:p>
         </w:tc>
@@ -2695,7 +2695,7 @@
         <w:rPr>
           <w:i/>
         </w:rPr>
-        <w:t>Who screens, when and how? Keep a screening log (screened, eligible, included, reasons for non-inclusion) — you will need it for the CONSORT or STROBE flow diagram. Expected recruitment rate and what you will do if recruitment is slow.</w:t>
+        <w:t>Who screens, when and how? Keep a screening log (screened, eligible, included, reasons for non-inclusion). You will need it for the CONSORT or STROBE flow diagram. State the expected recruitment rate and what you will do if recruitment is slow.</w:t>
       </w:r>
     </w:p>
     <w:p>
@@ -5651,7 +5651,7 @@
         <w:pStyle w:val="ListBullet"/>
       </w:pPr>
       <w:r>
-        <w:t>Appendix 1 — Participant information sheet and consent form(s)</w:t>
+        <w:t>Appendix 1: Participant information sheet and consent form(s)</w:t>
       </w:r>
     </w:p>
     <w:p>
@@ -5659,7 +5659,7 @@
         <w:pStyle w:val="ListBullet"/>
       </w:pPr>
       <w:r>
-        <w:t>Appendix 2 — Case report form (CRF)</w:t>
+        <w:t>Appendix 2: Case report form (CRF)</w:t>
       </w:r>
     </w:p>
     <w:p>
@@ -5667,7 +5667,7 @@
         <w:pStyle w:val="ListBullet"/>
       </w:pPr>
       <w:r>
-        <w:t>Appendix 3 — Data dictionary</w:t>
+        <w:t>Appendix 3: Data dictionary</w:t>
       </w:r>
     </w:p>
     <w:p>
@@ -5675,7 +5675,7 @@
         <w:pStyle w:val="ListBullet"/>
       </w:pPr>
       <w:r>
-        <w:t>Appendix 4 — Budget</w:t>
+        <w:t>Appendix 4: Budget</w:t>
       </w:r>
     </w:p>
     <w:p>
@@ -5687,7 +5687,7 @@
           <w:i/>
           <w:color w:val="6B7B84"/>
         </w:rPr>
-        <w:t>[Appendix 5 — Other, e.g. screening log, letters of support]</w:t>
+        <w:t>[Appendix 5: Other, e.g. screening log, letters of support]</w:t>
       </w:r>
     </w:p>
     <w:sectPr>
